--- a/site/docs/localtranscript-fiche-fr.docx
+++ b/site/docs/localtranscript-fiche-fr.docx
@@ -308,7 +308,25 @@
         <w:pStyle w:val="BodyText"/>
       </w:pPr>
       <w:r>
-        <w:t xml:space="preserve">Les trois modèles sont contenus dans le paquet de l'application. Il n'y</w:t>
+        <w:t xml:space="preserve">Les trois modèles sont contenus dans le paquet de l'application (un</w:t>
+      </w:r>
+      <w:r>
+        <w:t xml:space="preserve"> </w:t>
+      </w:r>
+      <w:r>
+        <w:t xml:space="preserve">autre modèle whisper.cpp peut être déposé dans le dossier « Modelle »</w:t>
+      </w:r>
+      <w:r>
+        <w:t xml:space="preserve"> </w:t>
+      </w:r>
+      <w:r>
+        <w:t xml:space="preserve">de la bibliothèque ; il ne fait pas partie de cette liste, et le</w:t>
+      </w:r>
+      <w:r>
+        <w:t xml:space="preserve"> </w:t>
+      </w:r>
+      <w:r>
+        <w:t xml:space="preserve">journal de chaque transcription indique le modèle utilisé). Il n'y</w:t>
       </w:r>
       <w:r>
         <w:t xml:space="preserve"> </w:t>

--- a/site/docs/localtranscript-fiche-fr.docx
+++ b/site/docs/localtranscript-fiche-fr.docx
@@ -34,7 +34,7 @@
         <w:t xml:space="preserve"> </w:t>
       </w:r>
       <w:r>
-        <w:t xml:space="preserve">10 septembre 2026, version 2.2.0.</w:t>
+        <w:t xml:space="preserve">11 septembre 2026, version 2.3.0.</w:t>
       </w:r>
     </w:p>
     <w:bookmarkStart w:id="9" w:name="ce-que-fait-lapplication"/>
@@ -950,7 +950,7 @@
         <w:pStyle w:val="BlockText"/>
       </w:pPr>
       <w:r>
-        <w:t xml:space="preserve">Les enregistrements ont été transcrits avec LocalTranscript 2.2.0</w:t>
+        <w:t xml:space="preserve">Les enregistrements ont été transcrits avec LocalTranscript 2.3.0</w:t>
       </w:r>
       <w:r>
         <w:t xml:space="preserve"> </w:t>

--- a/site/docs/localtranscript-fiche-fr.docx
+++ b/site/docs/localtranscript-fiche-fr.docx
@@ -34,7 +34,7 @@
         <w:t xml:space="preserve"> </w:t>
       </w:r>
       <w:r>
-        <w:t xml:space="preserve">11 septembre 2026, version 2.3.0.</w:t>
+        <w:t xml:space="preserve">11 septembre 2026, version 2.4.0.</w:t>
       </w:r>
     </w:p>
     <w:bookmarkStart w:id="9" w:name="ce-que-fait-lapplication"/>
@@ -81,7 +81,31 @@
         <w:t xml:space="preserve"> </w:t>
       </w:r>
       <w:r>
-        <w:t xml:space="preserve">enrich ; WebVTT, CSV, texte). Tout cela se passe sur votre propre Mac.</w:t>
+        <w:t xml:space="preserve">enrich ; WebVTT, CSV, texte). Les enregistrements vidéo (MP4/MOV) sont</w:t>
+      </w:r>
+      <w:r>
+        <w:t xml:space="preserve"> </w:t>
+      </w:r>
+      <w:r>
+        <w:t xml:space="preserve">aussi acceptés : le son est extrait, la vidéo reste inchangée avec la</w:t>
+      </w:r>
+      <w:r>
+        <w:t xml:space="preserve"> </w:t>
+      </w:r>
+      <w:r>
+        <w:t xml:space="preserve">transcription et ne quitte l'ordinateur que si on l'inclut</w:t>
+      </w:r>
+      <w:r>
+        <w:t xml:space="preserve"> </w:t>
+      </w:r>
+      <w:r>
+        <w:t xml:space="preserve">explicitement dans l'export REFI-QDA. Tout cela se passe sur votre</w:t>
+      </w:r>
+      <w:r>
+        <w:t xml:space="preserve"> </w:t>
+      </w:r>
+      <w:r>
+        <w:t xml:space="preserve">propre Mac.</w:t>
       </w:r>
     </w:p>
     <w:bookmarkEnd w:id="9"/>
@@ -950,7 +974,7 @@
         <w:pStyle w:val="BlockText"/>
       </w:pPr>
       <w:r>
-        <w:t xml:space="preserve">Les enregistrements ont été transcrits avec LocalTranscript 2.3.0</w:t>
+        <w:t xml:space="preserve">Les enregistrements ont été transcrits avec LocalTranscript 2.4.0</w:t>
       </w:r>
       <w:r>
         <w:t xml:space="preserve"> </w:t>

--- a/site/docs/localtranscript-fiche-fr.docx
+++ b/site/docs/localtranscript-fiche-fr.docx
@@ -34,7 +34,7 @@
         <w:t xml:space="preserve"> </w:t>
       </w:r>
       <w:r>
-        <w:t xml:space="preserve">11 septembre 2026, version 2.4.0.</w:t>
+        <w:t xml:space="preserve">11 septembre 2026, version 2.4.1.</w:t>
       </w:r>
     </w:p>
     <w:bookmarkStart w:id="9" w:name="ce-que-fait-lapplication"/>
@@ -974,7 +974,7 @@
         <w:pStyle w:val="BlockText"/>
       </w:pPr>
       <w:r>
-        <w:t xml:space="preserve">Les enregistrements ont été transcrits avec LocalTranscript 2.4.0</w:t>
+        <w:t xml:space="preserve">Les enregistrements ont été transcrits avec LocalTranscript 2.4.1</w:t>
       </w:r>
       <w:r>
         <w:t xml:space="preserve"> </w:t>

--- a/site/docs/localtranscript-fiche-fr.docx
+++ b/site/docs/localtranscript-fiche-fr.docx
@@ -34,7 +34,7 @@
         <w:t xml:space="preserve"> </w:t>
       </w:r>
       <w:r>
-        <w:t xml:space="preserve">11 septembre 2026, version 2.4.1.</w:t>
+        <w:t xml:space="preserve">11 septembre 2026, version 2.4.2.</w:t>
       </w:r>
     </w:p>
     <w:bookmarkStart w:id="9" w:name="ce-que-fait-lapplication"/>
@@ -974,7 +974,7 @@
         <w:pStyle w:val="BlockText"/>
       </w:pPr>
       <w:r>
-        <w:t xml:space="preserve">Les enregistrements ont été transcrits avec LocalTranscript 2.4.1</w:t>
+        <w:t xml:space="preserve">Les enregistrements ont été transcrits avec LocalTranscript 2.4.2</w:t>
       </w:r>
       <w:r>
         <w:t xml:space="preserve"> </w:t>

--- a/site/docs/localtranscript-fiche-fr.docx
+++ b/site/docs/localtranscript-fiche-fr.docx
@@ -34,7 +34,7 @@
         <w:t xml:space="preserve"> </w:t>
       </w:r>
       <w:r>
-        <w:t xml:space="preserve">11 septembre 2026, version 2.4.2.</w:t>
+        <w:t xml:space="preserve">11 septembre 2026, version 2.4.3.</w:t>
       </w:r>
     </w:p>
     <w:bookmarkStart w:id="9" w:name="ce-que-fait-lapplication"/>
@@ -974,7 +974,7 @@
         <w:pStyle w:val="BlockText"/>
       </w:pPr>
       <w:r>
-        <w:t xml:space="preserve">Les enregistrements ont été transcrits avec LocalTranscript 2.4.2</w:t>
+        <w:t xml:space="preserve">Les enregistrements ont été transcrits avec LocalTranscript 2.4.3</w:t>
       </w:r>
       <w:r>
         <w:t xml:space="preserve"> </w:t>

--- a/site/docs/localtranscript-fiche-fr.docx
+++ b/site/docs/localtranscript-fiche-fr.docx
@@ -34,7 +34,7 @@
         <w:t xml:space="preserve"> </w:t>
       </w:r>
       <w:r>
-        <w:t xml:space="preserve">11 septembre 2026, version 2.4.3.</w:t>
+        <w:t xml:space="preserve">13 septembre 2026, version 2.5.0.</w:t>
       </w:r>
     </w:p>
     <w:bookmarkStart w:id="9" w:name="ce-que-fait-lapplication"/>
@@ -288,7 +288,7 @@
               <w:pStyle w:val="Compact"/>
             </w:pPr>
             <w:r>
-              <w:t xml:space="preserve">SpeechBrain ECAPA-TDNN</w:t>
+              <w:t xml:space="preserve">SpeakerKit (pyannote community-1)</w:t>
             </w:r>
           </w:p>
         </w:tc>
@@ -299,7 +299,7 @@
               <w:pStyle w:val="Compact"/>
             </w:pPr>
             <w:r>
-              <w:t xml:space="preserve">Séparation des locuteurs : calcule des profils de voix et les regroupe par locuteur</w:t>
+              <w:t xml:space="preserve">Séparation des locuteurs : détecte les changements de locuteur, chevauchements compris, et regroupe les voix</w:t>
             </w:r>
           </w:p>
         </w:tc>
@@ -310,7 +310,7 @@
               <w:pStyle w:val="Compact"/>
             </w:pPr>
             <w:r>
-              <w:t xml:space="preserve">Apache-2.0</w:t>
+              <w:t xml:space="preserve">modèle pyannote community-1 (CC-BY-4.0), moteur SpeakerKit d'Argmax (MIT)</w:t>
             </w:r>
           </w:p>
         </w:tc>
@@ -321,7 +321,7 @@
               <w:pStyle w:val="Compact"/>
             </w:pPr>
             <w:r>
-              <w:t xml:space="preserve">localement</w:t>
+              <w:t xml:space="preserve">localement, sur le Neural Engine du Mac</w:t>
             </w:r>
           </w:p>
         </w:tc>
@@ -974,7 +974,7 @@
         <w:pStyle w:val="BlockText"/>
       </w:pPr>
       <w:r>
-        <w:t xml:space="preserve">Les enregistrements ont été transcrits avec LocalTranscript 2.4.3</w:t>
+        <w:t xml:space="preserve">Les enregistrements ont été transcrits avec LocalTranscript 2.5.0</w:t>
       </w:r>
       <w:r>
         <w:t xml:space="preserve"> </w:t>
@@ -986,13 +986,13 @@
         <w:t xml:space="preserve"> </w:t>
       </w:r>
       <w:r>
-        <w:t xml:space="preserve">modèle large-v3-turbo, séparation des locuteurs avec SpeechBrain</w:t>
-      </w:r>
-      <w:r>
-        <w:t xml:space="preserve"> </w:t>
-      </w:r>
-      <w:r>
-        <w:t xml:space="preserve">ECAPA-TDNN) entièrement en local sur un ordinateur du groupe de</w:t>
+        <w:t xml:space="preserve">modèle large-v3-turbo, séparation des locuteurs avec pyannote</w:t>
+      </w:r>
+      <w:r>
+        <w:t xml:space="preserve"> </w:t>
+      </w:r>
+      <w:r>
+        <w:t xml:space="preserve">community-1) entièrement en local sur un ordinateur du groupe de</w:t>
       </w:r>
       <w:r>
         <w:t xml:space="preserve"> </w:t>

--- a/site/docs/localtranscript-fiche-fr.docx
+++ b/site/docs/localtranscript-fiche-fr.docx
@@ -310,7 +310,7 @@
               <w:pStyle w:val="Compact"/>
             </w:pPr>
             <w:r>
-              <w:t xml:space="preserve">modèle pyannote community-1 (CC-BY-4.0), moteur SpeakerKit d'Argmax (MIT)</w:t>
+              <w:t xml:space="preserve">modèle pyannote community-1 (CC BY 4.0), converti en Core ML et quantifié par Argmax ; moteur SpeakerKit d'Argmax (MIT)</w:t>
             </w:r>
           </w:p>
         </w:tc>

--- a/site/docs/localtranscript-fiche-fr.docx
+++ b/site/docs/localtranscript-fiche-fr.docx
@@ -1054,7 +1054,19 @@
         <w:t xml:space="preserve">site/docs</w:t>
       </w:r>
       <w:r>
-        <w:t xml:space="preserve">). La fiche peut être utilisée et adaptée librement.</w:t>
+        <w:t xml:space="preserve">). La fiche est publiée sous CC BY 4.0 : utilisation et</w:t>
+      </w:r>
+      <w:r>
+        <w:t xml:space="preserve"> </w:t>
+      </w:r>
+      <w:r>
+        <w:t xml:space="preserve">adaptation libres, y compris commerciales, à condition de citer B/IAS</w:t>
+      </w:r>
+      <w:r>
+        <w:t xml:space="preserve"> </w:t>
+      </w:r>
+      <w:r>
+        <w:t xml:space="preserve">et d'indiquer les modifications.</w:t>
       </w:r>
     </w:p>
     <w:bookmarkEnd w:id="16"/>

--- a/site/docs/localtranscript-fiche-fr.docx
+++ b/site/docs/localtranscript-fiche-fr.docx
@@ -496,7 +496,7 @@
           <w:rPr>
             <w:rStyle w:val="Hyperlink"/>
           </w:rPr>
-          <w:t xml:space="preserve">https://github.com/BenPohlBasel/LocalTranscript</w:t>
+          <w:t xml:space="preserve">https://github.com/bias-city/LocalTranscript</w:t>
         </w:r>
       </w:hyperlink>
     </w:p>
@@ -1035,7 +1035,7 @@
           <w:rPr>
             <w:rStyle w:val="Hyperlink"/>
           </w:rPr>
-          <w:t xml:space="preserve">https://github.com/BenPohlBasel/LocalTranscript</w:t>
+          <w:t xml:space="preserve">https://github.com/bias-city/LocalTranscript</w:t>
         </w:r>
       </w:hyperlink>
       <w:r>
